--- a/docs/entrevistas/Entrevista E02.docx
+++ b/docs/entrevistas/Entrevista E02.docx
@@ -21,7 +21,7 @@
           <w:szCs w:val="26"/>
           <w:rtl w:val="0"/>
         </w:rPr>
-        <w:t xml:space="preserve">P.55</w:t>
+        <w:t xml:space="preserve">E02</w:t>
       </w:r>
       <w:r>
         <w:rPr>

--- a/docs/entrevistas/Entrevista E02.docx
+++ b/docs/entrevistas/Entrevista E02.docx
@@ -845,13 +845,13 @@
           <w:bCs w:val="1"/>
           <w:rtl w:val="0"/>
         </w:rPr>
-        <w:t xml:space="preserve">R17:</w:t>
-      </w:r>
-      <w:r>
-        <w:rPr>
-          <w:rtl w:val="0"/>
-        </w:rPr>
-        <w:t xml:space="preserve"> "Veo que es una herramienta de apoyo y gestión del cuidado diario [...] en especial cuando existe dependencia y deterioro cognitivo".</w:t>
+        <w:t xml:space="preserve">R17: "Veo que es una herramienta de apoyo y gestión del cuidado diario [...] en especial cuando existe dependencia [...]".</w:t>
+      </w:r>
+      <w:r>
+        <w:rPr>
+          <w:rtl w:val="0"/>
+        </w:rPr>
+        <w:t xml:space="preserve"/>
       </w:r>
     </w:p>
     <w:p>
